--- a/tests/fixtures/sample_with_link.docx
+++ b/tests/fixtures/sample_with_link.docx
@@ -8,15 +8,12 @@
       </w:r>
     </w:p>
     <w:p>
-      <w:r>
-        <w:rPr>
-          <w:u w:val="single"/>
-        </w:rPr>
-        <w:t>click me</w:t>
-      </w:r>
       <w:hyperlink r:id="rId9">
         <w:r>
-          <w:rPr/>
+          <w:rPr>
+            <w:color w:val="0563C1"/>
+            <w:u w:val="single"/>
+          </w:rPr>
           <w:t>click me</w:t>
         </w:r>
       </w:hyperlink>
